--- a/CP-Mamba 基于块间状态传播的Mamba网络用于青光眼诊断.docx
+++ b/CP-Mamba 基于块间状态传播的Mamba网络用于青光眼诊断.docx
@@ -129,27 +129,13 @@
         <w:rPr>
           <w:rFonts w:hint="eastAsia"/>
         </w:rPr>
-        <w:t>二</w:t>
-      </w:r>
-      <w:proofErr w:type="gramStart"/>
-      <w:r>
-        <w:rPr>
-          <w:rFonts w:hint="eastAsia"/>
-        </w:rPr>
-        <w:t>维</w:t>
-      </w:r>
-      <w:r>
-        <w:rPr>
-          <w:rFonts w:hint="eastAsia"/>
-        </w:rPr>
-        <w:t>块间状态</w:t>
-      </w:r>
-      <w:proofErr w:type="gramEnd"/>
-      <w:r>
-        <w:rPr>
-          <w:rFonts w:hint="eastAsia"/>
-        </w:rPr>
-        <w:t>传播。该机制构建了一条贯穿整个图像的因果信息流路径，使得模型能够以线性复杂度有效建模全局空间依赖关系。此外，为增强对空间信息的精细感知，我们引入了一个内容感知的动态位置编码模块，它利用轻量级卷积动态生成与输入特征相耦合的位置表示，从而提升了对位置敏感病理特征的识别能力。我们在大规模眼底数据集</w:t>
+        <w:t>二维</w:t>
+      </w:r>
+      <w:r>
+        <w:rPr>
+          <w:rFonts w:hint="eastAsia"/>
+        </w:rPr>
+        <w:t>块间状态传播。该机制构建了一条贯穿整个图像的因果信息流路径，使得模型能够以线性复杂度有效建模全局空间依赖关系。此外，为增强对空间信息的精细感知，我们引入了一个内容感知的动态位置编码模块，它利用轻量级卷积动态生成与输入特征相耦合的位置表示，从而提升了对位置敏感病理特征的识别能力。我们在大规模眼底数据集</w:t>
       </w:r>
       <w:r>
         <w:rPr>
@@ -235,15 +221,7 @@
         <w:t>近年来，青光眼等视网膜疾病的早期筛查需求推动了医学图像分析技术的快速发展。传统卷积神经网络（</w:t>
       </w:r>
       <w:r>
-        <w:t>CNN）在局部特征提取方面表现优异，但在建模长距离依赖关系时存在效率瓶颈，而基于状态空间模型（SSM）的Mamba架构通过选择性状态机制实现了高效序列建模。近期研究表明，结合CNN与Mamba的混合模型（如多分辨率视觉</w:t>
-      </w:r>
-      <w:proofErr w:type="spellStart"/>
-      <w:r>
-        <w:t>MambaMRVM</w:t>
-      </w:r>
-      <w:proofErr w:type="spellEnd"/>
-      <w:r>
-        <w:t>）通过多尺度特征融合显著提升了OCT图像分类性能</w:t>
+        <w:t>CNN）在局部特征提取方面表现优异，但在建模长距离依赖关系时存在效率瓶颈，而基于状态空间模型（SSM）的Mamba架构通过选择性状态机制实现了高效序列建模。近期研究表明，结合CNN与Mamba的混合模型（如多分辨率视觉MambaMRVM）通过多尺度特征融合显著提升了OCT图像分类性能</w:t>
       </w:r>
       <w:r>
         <w:rPr>
@@ -273,47 +251,7 @@
         <w:t>本研究针对现有二维</w:t>
       </w:r>
       <w:r>
-        <w:t>Mamba变体（如Vision Mamba的滑动窗口机制、</w:t>
-      </w:r>
-      <w:proofErr w:type="spellStart"/>
-      <w:r>
-        <w:t>SwinMamba</w:t>
-      </w:r>
-      <w:proofErr w:type="spellEnd"/>
-      <w:r>
-        <w:t>的空间注意力整合）在医学图像分析中的局限性，提出了一种深度优化的Mamba2架构。核心创新包括：1）设计动态卷积位置编码（</w:t>
-      </w:r>
-      <w:proofErr w:type="spellStart"/>
-      <w:r>
-        <w:t>DynamicConvPosEnc</w:t>
-      </w:r>
-      <w:proofErr w:type="spellEnd"/>
-      <w:r>
-        <w:t>），通过深度可分离卷积生成空间感知的位置特征，克服传统可学习位置编码对尺度变化的敏感性；2）提出块</w:t>
-      </w:r>
-      <w:proofErr w:type="gramStart"/>
-      <w:r>
-        <w:t>间状态</w:t>
-      </w:r>
-      <w:proofErr w:type="gramEnd"/>
-      <w:r>
-        <w:t>传递机制，将Mamba2的SSD（State Space Diagonal）算法扩展至二维空间维度，通过行-</w:t>
-      </w:r>
-      <w:proofErr w:type="gramStart"/>
-      <w:r>
-        <w:t>列双通道</w:t>
-      </w:r>
-      <w:proofErr w:type="gramEnd"/>
-      <w:r>
-        <w:t>状态更新实现</w:t>
-      </w:r>
-      <w:proofErr w:type="gramStart"/>
-      <w:r>
-        <w:t>跨块特征</w:t>
-      </w:r>
-      <w:proofErr w:type="gramEnd"/>
-      <w:r>
-        <w:t>交互（如公式1-2所示</w:t>
+        <w:t>Mamba变体（如Vision Mamba的滑动窗口机制、SwinMamba的空间注意力整合）在医学图像分析中的局限性，提出了一种深度优化的Mamba2架构。核心创新包括：1）设计动态卷积位置编码（DynamicConvPosEnc），通过深度可分离卷积生成空间感知的位置特征，克服传统可学习位置编码对尺度变化的敏感性；2）提出块间状态传递机制，将Mamba2的SSD（State Space Diagonal）算法扩展至二维空间维度，通过行-列双通道状态更新实现跨块特征交互（如公式1-2所示</w:t>
       </w:r>
       <w:r>
         <w:rPr>
@@ -336,47 +274,7 @@
         <w:t>本工作首次将</w:t>
       </w:r>
       <w:r>
-        <w:t>Mamba2的SSD机制与医学图像的空间特性深度结合，其核心贡献在于：（1）构建空间感知的SSD状态转移矩阵（如</w:t>
-      </w:r>
-      <w:proofErr w:type="spellStart"/>
-      <w:r>
-        <w:t>segsum_dim</w:t>
-      </w:r>
-      <w:proofErr w:type="spellEnd"/>
-      <w:r>
-        <w:t>函数实现），通过限制衰减系数范围（-2.0至2.0）确保数值稳定性，解决了传统SSM在二维图像中的梯度爆炸问题；（2）创新性地采用双路径SSD计算（</w:t>
-      </w:r>
-      <w:proofErr w:type="spellStart"/>
-      <w:r>
-        <w:t>row_ssd</w:t>
-      </w:r>
-      <w:proofErr w:type="spellEnd"/>
-      <w:r>
-        <w:t>与</w:t>
-      </w:r>
-      <w:proofErr w:type="spellStart"/>
-      <w:r>
-        <w:t>col_ssd</w:t>
-      </w:r>
-      <w:proofErr w:type="spellEnd"/>
-      <w:r>
-        <w:t>交替执行），</w:t>
-      </w:r>
-      <w:proofErr w:type="gramStart"/>
-      <w:r>
-        <w:t>实现跨块状态</w:t>
-      </w:r>
-      <w:proofErr w:type="gramEnd"/>
-      <w:r>
-        <w:t>传递（如</w:t>
-      </w:r>
-      <w:proofErr w:type="spellStart"/>
-      <w:r>
-        <w:t>decay_chunk_row</w:t>
-      </w:r>
-      <w:proofErr w:type="spellEnd"/>
-      <w:r>
-        <w:t>计算），在保持O(N)计算复杂度的前提下，将有效感受野扩展至全图尺寸。这些改进使模型能更精准地捕捉青光眼相关视神经纤维层的细微纹</w:t>
+        <w:t>Mamba2的SSD机制与医学图像的空间特性深度结合，其核心贡献在于：（1）构建空间感知的SSD状态转移矩阵（如segsum_dim函数实现），通过限制衰减系数范围（-2.0至2.0）确保数值稳定性，解决了传统SSM在二维图像中的梯度爆炸问题；（2）创新性地采用双路径SSD计算（row_ssd与col_ssd交替执行），实现跨块状态传递（如decay_chunk_row计算），在保持O(N)计算复杂度的前提下，将有效感受野扩展至全图尺寸。这些改进使模型能更精准地捕捉青光眼相关视神经纤维层的细微纹</w:t>
       </w:r>
       <w:r>
         <w:rPr>
@@ -711,11 +609,9 @@
         </w:rPr>
         <w:t>（</w:t>
       </w:r>
-      <w:proofErr w:type="spellStart"/>
       <w:r>
         <w:t>ViM</w:t>
       </w:r>
-      <w:proofErr w:type="spellEnd"/>
       <w:r>
         <w:rPr>
           <w:rFonts w:hint="eastAsia"/>
@@ -766,19 +662,11 @@
         <w:rPr>
           <w:rFonts w:hint="eastAsia"/>
         </w:rPr>
-        <w:t>受</w:t>
-      </w:r>
-      <w:proofErr w:type="spellStart"/>
-      <w:r>
-        <w:rPr>
-          <w:rFonts w:hint="eastAsia"/>
-        </w:rPr>
-        <w:t>V</w:t>
+        <w:t>受V</w:t>
       </w:r>
       <w:r>
         <w:t>iM</w:t>
       </w:r>
-      <w:proofErr w:type="spellEnd"/>
       <w:r>
         <w:rPr>
           <w:rFonts w:hint="eastAsia"/>
@@ -815,11 +703,9 @@
         </w:rPr>
         <w:t>有效地构建视觉特征</w:t>
       </w:r>
-      <w:proofErr w:type="spellStart"/>
       <w:r>
         <w:t>MatMamba</w:t>
       </w:r>
-      <w:proofErr w:type="spellEnd"/>
       <w:r>
         <w:rPr>
           <w:rFonts w:hint="eastAsia"/>
@@ -827,15 +713,7 @@
         <w:t>系列模型（</w:t>
       </w:r>
       <w:r>
-        <w:t xml:space="preserve">35M/135M参数）在ImageNet上表现优异，其核心贡献在于结合Mamba-2的SSD（State Space </w:t>
-      </w:r>
-      <w:proofErr w:type="spellStart"/>
-      <w:r>
-        <w:t>Dgonal</w:t>
-      </w:r>
-      <w:proofErr w:type="spellEnd"/>
-      <w:r>
-        <w:t>）架构与Matryoshka嵌套表示。通过分块参数共享和动态子模型提取机制，实现了精度与计算效率的灵活平衡</w:t>
+        <w:t>35M/135M参数）在ImageNet上表现优异，其核心贡献在于结合Mamba-2的SSD（State Space Dgonal）架构与Matryoshka嵌套表示。通过分块参数共享和动态子模型提取机制，实现了精度与计算效率的灵活平衡</w:t>
       </w:r>
       <w:r>
         <w:rPr>
@@ -964,13 +842,8 @@
         <w:t>，对展平的序列</w:t>
       </w:r>
       <w:r>
-        <w:t>应用双向的1D扫描。这种方法的主要缺点是破坏了图像固有的二维空间邻接关系。为了解决上述问题，</w:t>
-      </w:r>
-      <w:proofErr w:type="spellStart"/>
-      <w:r>
-        <w:t>VMamba</w:t>
-      </w:r>
-      <w:proofErr w:type="spellEnd"/>
+        <w:t>应用双向的1D扫描。这种方法的主要缺点是破坏了图像固有的二维空间邻接关系。为了解决上述问题，VMamba</w:t>
+      </w:r>
       <w:r>
         <w:rPr>
           <w:vertAlign w:val="superscript"/>
@@ -990,21 +863,7 @@
         <w:rPr>
           <w:rFonts w:hint="eastAsia"/>
         </w:rPr>
-        <w:t>将二</w:t>
-      </w:r>
-      <w:proofErr w:type="gramStart"/>
-      <w:r>
-        <w:rPr>
-          <w:rFonts w:hint="eastAsia"/>
-        </w:rPr>
-        <w:t>维特征</w:t>
-      </w:r>
-      <w:proofErr w:type="gramEnd"/>
-      <w:r>
-        <w:rPr>
-          <w:rFonts w:hint="eastAsia"/>
-        </w:rPr>
-        <w:t>图展平成一维序列会严重破坏空间归纳偏置</w:t>
+        <w:t>将二维特征图展平成一维序列会严重破坏空间归纳偏置</w:t>
       </w:r>
       <w:r>
         <w:t>。</w:t>
@@ -1224,7 +1083,6 @@
         </w:rPr>
         <w:t>1.</w:t>
       </w:r>
-      <w:proofErr w:type="gramStart"/>
       <w:r>
         <w:rPr>
           <w:rFonts w:hint="eastAsia"/>
@@ -1239,16 +1097,7 @@
           <w:sz w:val="24"/>
           <w:szCs w:val="24"/>
         </w:rPr>
-        <w:t>可分离</w:t>
-      </w:r>
-      <w:proofErr w:type="gramEnd"/>
-      <w:r>
-        <w:rPr>
-          <w:rFonts w:hint="eastAsia"/>
-          <w:sz w:val="24"/>
-          <w:szCs w:val="24"/>
-        </w:rPr>
-        <w:t>状态空间</w:t>
+        <w:t>可分离状态空间</w:t>
       </w:r>
       <w:r>
         <w:rPr>
@@ -1368,21 +1217,7 @@
         <w:rPr>
           <w:rFonts w:hint="eastAsia"/>
         </w:rPr>
-        <w:t>通过始终将特征图作为</w:t>
-      </w:r>
-      <w:proofErr w:type="gramStart"/>
-      <w:r>
-        <w:rPr>
-          <w:rFonts w:hint="eastAsia"/>
-        </w:rPr>
-        <w:t>二维块网格</w:t>
-      </w:r>
-      <w:proofErr w:type="gramEnd"/>
-      <w:r>
-        <w:rPr>
-          <w:rFonts w:hint="eastAsia"/>
-        </w:rPr>
-        <w:t>来处理，从根本上保留了二维空间结构</w:t>
+        <w:t>通过始终将特征图作为二维块网格来处理，从根本上保留了二维空间结构</w:t>
       </w:r>
       <w:r>
         <w:t>。无论是</w:t>
@@ -1881,19 +1716,11 @@
           <m:t>w</m:t>
         </m:r>
       </m:oMath>
-      <w:proofErr w:type="gramStart"/>
-      <w:r>
-        <w:rPr>
-          <w:rFonts w:hint="eastAsia"/>
-        </w:rPr>
-        <w:t>个</w:t>
-      </w:r>
-      <w:proofErr w:type="gramEnd"/>
-      <w:r>
-        <w:rPr>
-          <w:rFonts w:hint="eastAsia"/>
-        </w:rPr>
-        <w:t>非重叠c</w:t>
+      <w:r>
+        <w:rPr>
+          <w:rFonts w:hint="eastAsia"/>
+        </w:rPr>
+        <w:t>个非重叠c</w:t>
       </w:r>
       <w:r>
         <w:t>hunk</w:t>
@@ -3183,23 +3010,13 @@
         </w:rPr>
         <w:t>我们</w:t>
       </w:r>
-      <w:proofErr w:type="gramStart"/>
-      <w:r>
-        <w:rPr>
-          <w:rFonts w:ascii="Helvetica" w:hAnsi="Helvetica" w:cs="Helvetica" w:hint="eastAsia"/>
-          <w:color w:val="0D1239"/>
-          <w:shd w:val="clear" w:color="auto" w:fill="FFFFFF"/>
-        </w:rPr>
-        <w:t>将半可分离</w:t>
-      </w:r>
-      <w:proofErr w:type="gramEnd"/>
-      <w:r>
-        <w:rPr>
-          <w:rFonts w:ascii="Helvetica" w:hAnsi="Helvetica" w:cs="Helvetica" w:hint="eastAsia"/>
-          <w:color w:val="0D1239"/>
-          <w:shd w:val="clear" w:color="auto" w:fill="FFFFFF"/>
-        </w:rPr>
-        <w:t>矩阵变换</w:t>
+      <w:r>
+        <w:rPr>
+          <w:rFonts w:ascii="Helvetica" w:hAnsi="Helvetica" w:cs="Helvetica" w:hint="eastAsia"/>
+          <w:color w:val="0D1239"/>
+          <w:shd w:val="clear" w:color="auto" w:fill="FFFFFF"/>
+        </w:rPr>
+        <w:t>将半可分离矩阵变换</w:t>
       </w:r>
       <w:r>
         <w:rPr>
@@ -3291,33 +3108,15 @@
           <w:color w:val="0D1239"/>
           <w:shd w:val="clear" w:color="auto" w:fill="FFFFFF"/>
         </w:rPr>
-        <w:t>来</w:t>
-      </w:r>
-      <w:proofErr w:type="gramStart"/>
-      <w:r>
-        <w:rPr>
-          <w:rFonts w:ascii="Helvetica" w:hAnsi="Helvetica" w:cs="Helvetica" w:hint="eastAsia"/>
-          <w:color w:val="0D1239"/>
-          <w:shd w:val="clear" w:color="auto" w:fill="FFFFFF"/>
-        </w:rPr>
-        <w:t>构建</w:t>
-      </w:r>
-      <w:r>
-        <w:rPr>
-          <w:rFonts w:ascii="Helvetica" w:hAnsi="Helvetica" w:cs="Helvetica" w:hint="eastAsia"/>
-          <w:color w:val="0D1239"/>
-          <w:shd w:val="clear" w:color="auto" w:fill="FFFFFF"/>
-        </w:rPr>
-        <w:t>半</w:t>
-      </w:r>
-      <w:proofErr w:type="gramEnd"/>
-      <w:r>
-        <w:rPr>
-          <w:rFonts w:ascii="Helvetica" w:hAnsi="Helvetica" w:cs="Helvetica" w:hint="eastAsia"/>
-          <w:color w:val="0D1239"/>
-          <w:shd w:val="clear" w:color="auto" w:fill="FFFFFF"/>
-        </w:rPr>
-        <w:t>可分</w:t>
+        <w:t>来构建</w:t>
+      </w:r>
+      <w:r>
+        <w:rPr>
+          <w:rFonts w:ascii="Helvetica" w:hAnsi="Helvetica" w:cs="Helvetica" w:hint="eastAsia"/>
+          <w:color w:val="0D1239"/>
+          <w:shd w:val="clear" w:color="auto" w:fill="FFFFFF"/>
+        </w:rPr>
+        <w:t>半可分</w:t>
       </w:r>
       <w:r>
         <w:rPr>
@@ -3830,25 +3629,23 @@
           <w:color w:val="0D1239"/>
           <w:shd w:val="clear" w:color="auto" w:fill="FFFFFF"/>
         </w:rPr>
-        <w:t>表示</w:t>
-      </w:r>
-      <w:proofErr w:type="gramStart"/>
+        <w:t>表示沿空间维度的</w:t>
+      </w:r>
       <w:r>
         <w:rPr>
           <w:rFonts w:ascii="Helvetica" w:hAnsi="Helvetica" w:cs="Helvetica"/>
           <w:color w:val="0D1239"/>
           <w:shd w:val="clear" w:color="auto" w:fill="FFFFFF"/>
         </w:rPr>
-        <w:t>沿空间</w:t>
-      </w:r>
-      <w:proofErr w:type="gramEnd"/>
+        <w:t>“</w:t>
+      </w:r>
       <w:r>
         <w:rPr>
           <w:rFonts w:ascii="Helvetica" w:hAnsi="Helvetica" w:cs="Helvetica"/>
           <w:color w:val="0D1239"/>
           <w:shd w:val="clear" w:color="auto" w:fill="FFFFFF"/>
         </w:rPr>
-        <w:t>维度的</w:t>
+        <w:t>加权卷积</w:t>
       </w:r>
       <w:r>
         <w:rPr>
@@ -3856,6 +3653,22 @@
           <w:color w:val="0D1239"/>
           <w:shd w:val="clear" w:color="auto" w:fill="FFFFFF"/>
         </w:rPr>
+        <w:t>”</w:t>
+      </w:r>
+      <w:r>
+        <w:rPr>
+          <w:rFonts w:ascii="Helvetica" w:hAnsi="Helvetica" w:cs="Helvetica"/>
+          <w:color w:val="0D1239"/>
+          <w:shd w:val="clear" w:color="auto" w:fill="FFFFFF"/>
+        </w:rPr>
+        <w:t>或</w:t>
+      </w:r>
+      <w:r>
+        <w:rPr>
+          <w:rFonts w:ascii="Helvetica" w:hAnsi="Helvetica" w:cs="Helvetica"/>
+          <w:color w:val="0D1239"/>
+          <w:shd w:val="clear" w:color="auto" w:fill="FFFFFF"/>
+        </w:rPr>
         <w:t>“</w:t>
       </w:r>
       <w:r>
@@ -3864,7 +3677,7 @@
           <w:color w:val="0D1239"/>
           <w:shd w:val="clear" w:color="auto" w:fill="FFFFFF"/>
         </w:rPr>
-        <w:t>加权卷积</w:t>
+        <w:t>状态转移聚合</w:t>
       </w:r>
       <w:r>
         <w:rPr>
@@ -3880,38 +3693,6 @@
           <w:color w:val="0D1239"/>
           <w:shd w:val="clear" w:color="auto" w:fill="FFFFFF"/>
         </w:rPr>
-        <w:t>或</w:t>
-      </w:r>
-      <w:r>
-        <w:rPr>
-          <w:rFonts w:ascii="Helvetica" w:hAnsi="Helvetica" w:cs="Helvetica"/>
-          <w:color w:val="0D1239"/>
-          <w:shd w:val="clear" w:color="auto" w:fill="FFFFFF"/>
-        </w:rPr>
-        <w:t>“</w:t>
-      </w:r>
-      <w:r>
-        <w:rPr>
-          <w:rFonts w:ascii="Helvetica" w:hAnsi="Helvetica" w:cs="Helvetica"/>
-          <w:color w:val="0D1239"/>
-          <w:shd w:val="clear" w:color="auto" w:fill="FFFFFF"/>
-        </w:rPr>
-        <w:t>状态转移聚合</w:t>
-      </w:r>
-      <w:r>
-        <w:rPr>
-          <w:rFonts w:ascii="Helvetica" w:hAnsi="Helvetica" w:cs="Helvetica"/>
-          <w:color w:val="0D1239"/>
-          <w:shd w:val="clear" w:color="auto" w:fill="FFFFFF"/>
-        </w:rPr>
-        <w:t>”</w:t>
-      </w:r>
-      <w:r>
-        <w:rPr>
-          <w:rFonts w:ascii="Helvetica" w:hAnsi="Helvetica" w:cs="Helvetica"/>
-          <w:color w:val="0D1239"/>
-          <w:shd w:val="clear" w:color="auto" w:fill="FFFFFF"/>
-        </w:rPr>
         <w:t>，即对每个输出位置，聚合所有历史输入位置的加权贡献</w:t>
       </w:r>
       <w:r>
@@ -3944,69 +3725,15 @@
           <w:color w:val="0D1239"/>
           <w:shd w:val="clear" w:color="auto" w:fill="FFFFFF"/>
         </w:rPr>
-        <w:t>进行块</w:t>
-      </w:r>
-      <w:proofErr w:type="gramStart"/>
-      <w:r>
-        <w:rPr>
-          <w:rFonts w:ascii="Helvetica" w:hAnsi="Helvetica" w:cs="Helvetica" w:hint="eastAsia"/>
-          <w:color w:val="0D1239"/>
-          <w:shd w:val="clear" w:color="auto" w:fill="FFFFFF"/>
-        </w:rPr>
-        <w:t>间状态</w:t>
-      </w:r>
-      <w:proofErr w:type="gramEnd"/>
-      <w:r>
-        <w:rPr>
-          <w:rFonts w:ascii="Helvetica" w:hAnsi="Helvetica" w:cs="Helvetica" w:hint="eastAsia"/>
-          <w:color w:val="0D1239"/>
-          <w:shd w:val="clear" w:color="auto" w:fill="FFFFFF"/>
-        </w:rPr>
-        <w:t>递归，</w:t>
-      </w:r>
-      <w:r>
-        <w:rPr>
-          <w:rFonts w:ascii="Helvetica" w:hAnsi="Helvetica" w:cs="Helvetica" w:hint="eastAsia"/>
-          <w:color w:val="0D1239"/>
-          <w:shd w:val="clear" w:color="auto" w:fill="FFFFFF"/>
-        </w:rPr>
-        <w:t>将</w:t>
-      </w:r>
-      <w:proofErr w:type="gramStart"/>
-      <w:r>
-        <w:rPr>
-          <w:rFonts w:ascii="Helvetica" w:hAnsi="Helvetica" w:cs="Helvetica" w:hint="eastAsia"/>
-          <w:color w:val="0D1239"/>
-          <w:shd w:val="clear" w:color="auto" w:fill="FFFFFF"/>
-        </w:rPr>
-        <w:t>当前块</w:t>
-      </w:r>
-      <w:proofErr w:type="gramEnd"/>
-      <w:r>
-        <w:rPr>
-          <w:rFonts w:ascii="Helvetica" w:hAnsi="Helvetica" w:cs="Helvetica" w:hint="eastAsia"/>
-          <w:color w:val="0D1239"/>
-          <w:shd w:val="clear" w:color="auto" w:fill="FFFFFF"/>
-        </w:rPr>
-        <w:t>的状态与前一个块的状态通过“块间衰减矩阵”进行加权传递，</w:t>
-      </w:r>
-      <w:proofErr w:type="gramStart"/>
-      <w:r>
-        <w:rPr>
-          <w:rFonts w:ascii="Helvetica" w:hAnsi="Helvetica" w:cs="Helvetica" w:hint="eastAsia"/>
-          <w:color w:val="0D1239"/>
-          <w:shd w:val="clear" w:color="auto" w:fill="FFFFFF"/>
-        </w:rPr>
-        <w:t>实现跨块的</w:t>
-      </w:r>
-      <w:proofErr w:type="gramEnd"/>
-      <w:r>
-        <w:rPr>
-          <w:rFonts w:ascii="Helvetica" w:hAnsi="Helvetica" w:cs="Helvetica" w:hint="eastAsia"/>
-          <w:color w:val="0D1239"/>
-          <w:shd w:val="clear" w:color="auto" w:fill="FFFFFF"/>
-        </w:rPr>
-        <w:t>长程依赖建模</w:t>
+        <w:t>进行块间状态递归，</w:t>
+      </w:r>
+      <w:r>
+        <w:rPr>
+          <w:rFonts w:ascii="Helvetica" w:hAnsi="Helvetica" w:cs="Helvetica" w:hint="eastAsia"/>
+          <w:color w:val="0D1239"/>
+          <w:shd w:val="clear" w:color="auto" w:fill="FFFFFF"/>
+        </w:rPr>
+        <w:t>将当前块的状态与前一个块的状态通过“块间衰减矩阵”进行加权传递，实现跨块的长程依赖建模</w:t>
       </w:r>
       <w:r>
         <w:rPr>
@@ -4390,25 +4117,7 @@
           <w:color w:val="0D1239"/>
           <w:shd w:val="clear" w:color="auto" w:fill="FFFFFF"/>
         </w:rPr>
-        <w:t>块</w:t>
-      </w:r>
-      <w:proofErr w:type="gramStart"/>
-      <w:r>
-        <w:rPr>
-          <w:rFonts w:ascii="Helvetica" w:hAnsi="Helvetica" w:cs="Helvetica" w:hint="eastAsia"/>
-          <w:color w:val="0D1239"/>
-          <w:shd w:val="clear" w:color="auto" w:fill="FFFFFF"/>
-        </w:rPr>
-        <w:t>内状态</w:t>
-      </w:r>
-      <w:proofErr w:type="gramEnd"/>
-      <w:r>
-        <w:rPr>
-          <w:rFonts w:ascii="Helvetica" w:hAnsi="Helvetica" w:cs="Helvetica" w:hint="eastAsia"/>
-          <w:color w:val="0D1239"/>
-          <w:shd w:val="clear" w:color="auto" w:fill="FFFFFF"/>
-        </w:rPr>
-        <w:t>衰减因子</w:t>
+        <w:t>块内状态衰减因子</w:t>
       </w:r>
       <m:oMath>
         <m:r>
@@ -4452,7 +4161,6 @@
         </w:rPr>
         <w:t>，</w:t>
       </w:r>
-      <w:proofErr w:type="gramStart"/>
       <w:r>
         <w:rPr>
           <w:rFonts w:ascii="Helvetica" w:hAnsi="Helvetica" w:cs="Helvetica" w:hint="eastAsia"/>
@@ -4467,16 +4175,7 @@
           <w:color w:val="0D1239"/>
           <w:shd w:val="clear" w:color="auto" w:fill="FFFFFF"/>
         </w:rPr>
-        <w:t>块内</w:t>
-      </w:r>
-      <w:proofErr w:type="gramEnd"/>
-      <w:r>
-        <w:rPr>
-          <w:rFonts w:ascii="Helvetica" w:hAnsi="Helvetica" w:cs="Helvetica" w:hint="eastAsia"/>
-          <w:color w:val="0D1239"/>
-          <w:shd w:val="clear" w:color="auto" w:fill="FFFFFF"/>
-        </w:rPr>
-        <w:t>衰减因子</w:t>
+        <w:t>块内衰减因子</w:t>
       </w:r>
       <m:oMath>
         <m:r>
@@ -4550,25 +4249,7 @@
           <w:color w:val="0D1239"/>
           <w:shd w:val="clear" w:color="auto" w:fill="FFFFFF"/>
         </w:rPr>
-        <w:t>表示块</w:t>
-      </w:r>
-      <w:proofErr w:type="gramStart"/>
-      <w:r>
-        <w:rPr>
-          <w:rFonts w:ascii="Helvetica" w:hAnsi="Helvetica" w:cs="Helvetica" w:hint="eastAsia"/>
-          <w:color w:val="0D1239"/>
-          <w:shd w:val="clear" w:color="auto" w:fill="FFFFFF"/>
-        </w:rPr>
-        <w:t>内状态</w:t>
-      </w:r>
-      <w:proofErr w:type="gramEnd"/>
-      <w:r>
-        <w:rPr>
-          <w:rFonts w:ascii="Helvetica" w:hAnsi="Helvetica" w:cs="Helvetica" w:hint="eastAsia"/>
-          <w:color w:val="0D1239"/>
-          <w:shd w:val="clear" w:color="auto" w:fill="FFFFFF"/>
-        </w:rPr>
-        <w:t>张量，</w:t>
+        <w:t>表示块内状态张量，</w:t>
       </w:r>
       <m:oMath>
         <m:sSubSup>
@@ -4680,44 +4361,16 @@
           <w:color w:val="0D1239"/>
           <w:shd w:val="clear" w:color="auto" w:fill="FFFFFF"/>
         </w:rPr>
-        <w:t>利用</w:t>
-      </w:r>
-      <w:proofErr w:type="gramStart"/>
-      <w:r>
-        <w:rPr>
-          <w:rFonts w:ascii="Helvetica" w:hAnsi="Helvetica" w:cs="Helvetica" w:hint="eastAsia"/>
-          <w:color w:val="0D1239"/>
-          <w:shd w:val="clear" w:color="auto" w:fill="FFFFFF"/>
-        </w:rPr>
-        <w:t>当前块</w:t>
-      </w:r>
-      <w:proofErr w:type="gramEnd"/>
-      <w:r>
-        <w:rPr>
-          <w:rFonts w:ascii="Helvetica" w:hAnsi="Helvetica" w:cs="Helvetica" w:hint="eastAsia"/>
-          <w:color w:val="0D1239"/>
-          <w:shd w:val="clear" w:color="auto" w:fill="FFFFFF"/>
-        </w:rPr>
-        <w:t>的状态和</w:t>
-      </w:r>
-      <w:r>
-        <w:rPr>
-          <w:rFonts w:ascii="Helvetica" w:hAnsi="Helvetica" w:cs="Helvetica" w:hint="eastAsia"/>
-          <w:color w:val="0D1239"/>
-          <w:shd w:val="clear" w:color="auto" w:fill="FFFFFF"/>
-        </w:rPr>
-        <w:t>衰减因子，生成块间输出，最后将块</w:t>
-      </w:r>
-      <w:proofErr w:type="gramStart"/>
-      <w:r>
-        <w:rPr>
-          <w:rFonts w:ascii="Helvetica" w:hAnsi="Helvetica" w:cs="Helvetica" w:hint="eastAsia"/>
-          <w:color w:val="0D1239"/>
-          <w:shd w:val="clear" w:color="auto" w:fill="FFFFFF"/>
-        </w:rPr>
-        <w:t>内贡献</w:t>
-      </w:r>
-      <w:proofErr w:type="gramEnd"/>
+        <w:t>利用当前块的状态和</w:t>
+      </w:r>
+      <w:r>
+        <w:rPr>
+          <w:rFonts w:ascii="Helvetica" w:hAnsi="Helvetica" w:cs="Helvetica" w:hint="eastAsia"/>
+          <w:color w:val="0D1239"/>
+          <w:shd w:val="clear" w:color="auto" w:fill="FFFFFF"/>
+        </w:rPr>
+        <w:t>衰减因子，生成块间输出，最后将块内贡献</w:t>
+      </w:r>
       <m:oMath>
         <m:sSubSup>
           <m:sSubSupPr>
@@ -4760,18 +4413,8 @@
           <w:color w:val="0D1239"/>
           <w:shd w:val="clear" w:color="auto" w:fill="FFFFFF"/>
         </w:rPr>
-        <w:t>和块</w:t>
-      </w:r>
-      <w:proofErr w:type="gramStart"/>
-      <w:r>
-        <w:rPr>
-          <w:rFonts w:ascii="Helvetica" w:hAnsi="Helvetica" w:cs="Helvetica" w:hint="eastAsia"/>
-          <w:color w:val="0D1239"/>
-          <w:shd w:val="clear" w:color="auto" w:fill="FFFFFF"/>
-        </w:rPr>
-        <w:t>间贡献</w:t>
-      </w:r>
-      <w:proofErr w:type="gramEnd"/>
+        <w:t>和块间贡献</w:t>
+      </w:r>
       <m:oMath>
         <m:sSubSup>
           <m:sSubSupPr>
@@ -4864,25 +4507,7 @@
           <w:color w:val="0D1239"/>
           <w:shd w:val="clear" w:color="auto" w:fill="FFFFFF"/>
         </w:rPr>
-        <w:t>，接下来的</w:t>
-      </w:r>
-      <w:proofErr w:type="gramStart"/>
-      <w:r>
-        <w:rPr>
-          <w:rFonts w:ascii="Helvetica" w:hAnsi="Helvetica" w:cs="Helvetica" w:hint="eastAsia"/>
-          <w:color w:val="0D1239"/>
-          <w:shd w:val="clear" w:color="auto" w:fill="FFFFFF"/>
-        </w:rPr>
-        <w:t>列方向</w:t>
-      </w:r>
-      <w:proofErr w:type="gramEnd"/>
-      <w:r>
-        <w:rPr>
-          <w:rFonts w:ascii="Helvetica" w:hAnsi="Helvetica" w:cs="Helvetica" w:hint="eastAsia"/>
-          <w:color w:val="0D1239"/>
-          <w:shd w:val="clear" w:color="auto" w:fill="FFFFFF"/>
-        </w:rPr>
-        <w:t>输出</w:t>
+        <w:t>，接下来的列方向输出</w:t>
       </w:r>
       <m:oMath>
         <m:sSup>
@@ -4974,43 +4599,7 @@
           <w:color w:val="0D1239"/>
           <w:shd w:val="clear" w:color="auto" w:fill="FFFFFF"/>
         </w:rPr>
-        <w:t>网络中若要融合行方向和</w:t>
-      </w:r>
-      <w:proofErr w:type="gramStart"/>
-      <w:r>
-        <w:rPr>
-          <w:rFonts w:ascii="Helvetica" w:hAnsi="Helvetica" w:cs="Helvetica" w:hint="eastAsia"/>
-          <w:color w:val="0D1239"/>
-          <w:shd w:val="clear" w:color="auto" w:fill="FFFFFF"/>
-        </w:rPr>
-        <w:t>列方向</w:t>
-      </w:r>
-      <w:proofErr w:type="gramEnd"/>
-      <w:r>
-        <w:rPr>
-          <w:rFonts w:ascii="Helvetica" w:hAnsi="Helvetica" w:cs="Helvetica" w:hint="eastAsia"/>
-          <w:color w:val="0D1239"/>
-          <w:shd w:val="clear" w:color="auto" w:fill="FFFFFF"/>
-        </w:rPr>
-        <w:t>的信息，通常有两种方式：简单相加和计算全局注意力矩阵。前者没有行列信息间的交互，信息融合较粗糙，后者复杂度高，内存消耗大。基于这些问题，我们提出一种中间方案，即采用双线性融合层来保留行方向和</w:t>
-      </w:r>
-      <w:proofErr w:type="gramStart"/>
-      <w:r>
-        <w:rPr>
-          <w:rFonts w:ascii="Helvetica" w:hAnsi="Helvetica" w:cs="Helvetica" w:hint="eastAsia"/>
-          <w:color w:val="0D1239"/>
-          <w:shd w:val="clear" w:color="auto" w:fill="FFFFFF"/>
-        </w:rPr>
-        <w:t>列方向</w:t>
-      </w:r>
-      <w:proofErr w:type="gramEnd"/>
-      <w:r>
-        <w:rPr>
-          <w:rFonts w:ascii="Helvetica" w:hAnsi="Helvetica" w:cs="Helvetica" w:hint="eastAsia"/>
-          <w:color w:val="0D1239"/>
-          <w:shd w:val="clear" w:color="auto" w:fill="FFFFFF"/>
-        </w:rPr>
-        <w:t>的特异性，保持各自</w:t>
+        <w:t>网络中若要融合行方向和列方向的信息，通常有两种方式：简单相加和计算全局注意力矩阵。前者没有行列信息间的交互，信息融合较粗糙，后者复杂度高，内存消耗大。基于这些问题，我们提出一种中间方案，即采用双线性融合层来保留行方向和列方向的特异性，保持各自</w:t>
       </w:r>
       <w:r>
         <w:rPr>
@@ -5020,7 +4609,6 @@
         </w:rPr>
         <w:t>语义。同时引入交互项，通过</w:t>
       </w:r>
-      <w:proofErr w:type="spellStart"/>
       <w:r>
         <w:rPr>
           <w:rFonts w:ascii="Helvetica" w:hAnsi="Helvetica" w:cs="Helvetica"/>
@@ -5029,7 +4617,6 @@
         </w:rPr>
         <w:t>Hardamard</w:t>
       </w:r>
-      <w:proofErr w:type="spellEnd"/>
       <w:r>
         <w:rPr>
           <w:rFonts w:ascii="Helvetica" w:hAnsi="Helvetica" w:cs="Helvetica" w:hint="eastAsia"/>
@@ -5416,25 +5003,7 @@
           <w:color w:val="0D1239"/>
           <w:shd w:val="clear" w:color="auto" w:fill="FFFFFF"/>
         </w:rPr>
-        <w:t>为行方向和</w:t>
-      </w:r>
-      <w:proofErr w:type="gramStart"/>
-      <w:r>
-        <w:rPr>
-          <w:rFonts w:ascii="Helvetica" w:hAnsi="Helvetica" w:cs="Helvetica" w:hint="eastAsia"/>
-          <w:color w:val="0D1239"/>
-          <w:shd w:val="clear" w:color="auto" w:fill="FFFFFF"/>
-        </w:rPr>
-        <w:t>列方向</w:t>
-      </w:r>
-      <w:proofErr w:type="gramEnd"/>
-      <w:r>
-        <w:rPr>
-          <w:rFonts w:ascii="Helvetica" w:hAnsi="Helvetica" w:cs="Helvetica" w:hint="eastAsia"/>
-          <w:color w:val="0D1239"/>
-          <w:shd w:val="clear" w:color="auto" w:fill="FFFFFF"/>
-        </w:rPr>
-        <w:t>输出的低维投影</w:t>
+        <w:t>为行方向和列方向输出的低维投影</w:t>
       </w:r>
       <w:r>
         <w:rPr>
@@ -5670,23 +5239,13 @@
         </w:rPr>
         <w:t>/</w:t>
       </w:r>
-      <w:proofErr w:type="gramStart"/>
-      <w:r>
-        <w:rPr>
-          <w:rFonts w:ascii="Helvetica" w:hAnsi="Helvetica" w:cs="Helvetica" w:hint="eastAsia"/>
-          <w:color w:val="0D1239"/>
-          <w:shd w:val="clear" w:color="auto" w:fill="FFFFFF"/>
-        </w:rPr>
-        <w:t>列方向</w:t>
-      </w:r>
-      <w:proofErr w:type="gramEnd"/>
-      <w:r>
-        <w:rPr>
-          <w:rFonts w:ascii="Helvetica" w:hAnsi="Helvetica" w:cs="Helvetica" w:hint="eastAsia"/>
-          <w:color w:val="0D1239"/>
-          <w:shd w:val="clear" w:color="auto" w:fill="FFFFFF"/>
-        </w:rPr>
-        <w:t>的残差项，</w:t>
+      <w:r>
+        <w:rPr>
+          <w:rFonts w:ascii="Helvetica" w:hAnsi="Helvetica" w:cs="Helvetica" w:hint="eastAsia"/>
+          <w:color w:val="0D1239"/>
+          <w:shd w:val="clear" w:color="auto" w:fill="FFFFFF"/>
+        </w:rPr>
+        <w:t>列方向的残差项，</w:t>
       </w:r>
       <m:oMath>
         <m:r>
@@ -5727,25 +5286,7 @@
           <w:color w:val="0D1239"/>
           <w:shd w:val="clear" w:color="auto" w:fill="FFFFFF"/>
         </w:rPr>
-        <w:t>这种双线性</w:t>
-      </w:r>
-      <w:proofErr w:type="gramStart"/>
-      <w:r>
-        <w:rPr>
-          <w:rFonts w:ascii="Helvetica" w:hAnsi="Helvetica" w:cs="Helvetica" w:hint="eastAsia"/>
-          <w:color w:val="0D1239"/>
-          <w:shd w:val="clear" w:color="auto" w:fill="FFFFFF"/>
-        </w:rPr>
-        <w:t>融合层仅需</w:t>
-      </w:r>
-      <w:proofErr w:type="gramEnd"/>
-      <w:r>
-        <w:rPr>
-          <w:rFonts w:ascii="Helvetica" w:hAnsi="Helvetica" w:cs="Helvetica" w:hint="eastAsia"/>
-          <w:color w:val="0D1239"/>
-          <w:shd w:val="clear" w:color="auto" w:fill="FFFFFF"/>
-        </w:rPr>
-        <w:t>增加少量参数，仍能保持</w:t>
+        <w:t>这种双线性融合层仅需增加少量参数，仍能保持</w:t>
       </w:r>
       <w:r>
         <w:rPr>
@@ -5799,33 +5340,17 @@
         </w:rPr>
         <w:t>和</w:t>
       </w:r>
-      <w:proofErr w:type="spellStart"/>
       <w:r>
         <w:rPr>
           <w:rFonts w:ascii="Helvetica" w:hAnsi="Helvetica" w:cs="Helvetica"/>
         </w:rPr>
         <w:t>softmax</w:t>
       </w:r>
-      <w:proofErr w:type="spellEnd"/>
-      <w:r>
-        <w:rPr>
-          <w:rFonts w:ascii="Helvetica" w:hAnsi="Helvetica" w:cs="Helvetica" w:hint="eastAsia"/>
-        </w:rPr>
-        <w:t>，而我们的方法仅需矩阵乘法和</w:t>
-      </w:r>
-      <w:proofErr w:type="gramStart"/>
-      <w:r>
-        <w:rPr>
-          <w:rFonts w:ascii="Helvetica" w:hAnsi="Helvetica" w:cs="Helvetica" w:hint="eastAsia"/>
-        </w:rPr>
-        <w:t>逐元素</w:t>
-      </w:r>
-      <w:proofErr w:type="gramEnd"/>
-      <w:r>
-        <w:rPr>
-          <w:rFonts w:ascii="Helvetica" w:hAnsi="Helvetica" w:cs="Helvetica" w:hint="eastAsia"/>
-        </w:rPr>
-        <w:t>操作</w:t>
+      <w:r>
+        <w:rPr>
+          <w:rFonts w:ascii="Helvetica" w:hAnsi="Helvetica" w:cs="Helvetica" w:hint="eastAsia"/>
+        </w:rPr>
+        <w:t>，而我们的方法仅需矩阵乘法和逐元素操作</w:t>
       </w:r>
       <w:r>
         <w:rPr>
@@ -6362,7 +5887,6 @@
         </w:rPr>
         <w:t>由于在二维空间中，</w:t>
       </w:r>
-      <w:proofErr w:type="gramStart"/>
       <w:r>
         <w:rPr>
           <w:rFonts w:ascii="Helvetica" w:hAnsi="Helvetica" w:cs="Helvetica"/>
@@ -6371,7 +5895,6 @@
         </w:rPr>
         <w:t>”</w:t>
       </w:r>
-      <w:proofErr w:type="gramEnd"/>
       <w:r>
         <w:rPr>
           <w:rFonts w:ascii="Helvetica" w:hAnsi="Helvetica" w:cs="Helvetica" w:hint="eastAsia"/>
@@ -6380,7 +5903,6 @@
         </w:rPr>
         <w:t>未来</w:t>
       </w:r>
-      <w:proofErr w:type="gramStart"/>
       <w:r>
         <w:rPr>
           <w:rFonts w:ascii="Helvetica" w:hAnsi="Helvetica" w:cs="Helvetica"/>
@@ -6389,7 +5911,6 @@
         </w:rPr>
         <w:t>”</w:t>
       </w:r>
-      <w:proofErr w:type="gramEnd"/>
       <w:r>
         <w:rPr>
           <w:rFonts w:ascii="Helvetica" w:hAnsi="Helvetica" w:cs="Helvetica" w:hint="eastAsia"/>
@@ -6471,7 +5992,6 @@
         <w:lastRenderedPageBreak/>
         <w:t>采用仅在左上侧填充的</w:t>
       </w:r>
-      <w:proofErr w:type="gramStart"/>
       <w:r>
         <w:rPr>
           <w:rFonts w:ascii="Helvetica" w:hAnsi="Helvetica" w:cs="Helvetica"/>
@@ -6480,7 +6000,6 @@
         </w:rPr>
         <w:t>”</w:t>
       </w:r>
-      <w:proofErr w:type="gramEnd"/>
       <w:r>
         <w:rPr>
           <w:rFonts w:ascii="Helvetica" w:hAnsi="Helvetica" w:cs="Helvetica" w:hint="eastAsia"/>
@@ -6489,7 +6008,6 @@
         </w:rPr>
         <w:t>因果卷积</w:t>
       </w:r>
-      <w:proofErr w:type="gramStart"/>
       <w:r>
         <w:rPr>
           <w:rFonts w:ascii="Helvetica" w:hAnsi="Helvetica" w:cs="Helvetica"/>
@@ -6498,7 +6016,6 @@
         </w:rPr>
         <w:t>”</w:t>
       </w:r>
-      <w:proofErr w:type="gramEnd"/>
       <w:r>
         <w:rPr>
           <w:rFonts w:ascii="Helvetica" w:hAnsi="Helvetica" w:cs="Helvetica" w:hint="eastAsia"/>
@@ -6507,7 +6024,6 @@
         </w:rPr>
         <w:t>，而非</w:t>
       </w:r>
-      <w:proofErr w:type="gramStart"/>
       <w:r>
         <w:rPr>
           <w:rFonts w:ascii="Helvetica" w:hAnsi="Helvetica" w:cs="Helvetica"/>
@@ -6516,32 +6032,61 @@
         </w:rPr>
         <w:t>”</w:t>
       </w:r>
-      <w:proofErr w:type="gramEnd"/>
-      <w:r>
-        <w:rPr>
-          <w:rFonts w:ascii="Helvetica" w:hAnsi="Helvetica" w:cs="Helvetica" w:hint="eastAsia"/>
-          <w:color w:val="0D1239"/>
-          <w:shd w:val="clear" w:color="auto" w:fill="FFFFFF"/>
-        </w:rPr>
-        <w:t>非因果卷积</w:t>
-      </w:r>
-      <w:proofErr w:type="gramStart"/>
-      <w:r>
-        <w:rPr>
-          <w:rFonts w:ascii="Helvetica" w:hAnsi="Helvetica" w:cs="Helvetica" w:hint="eastAsia"/>
+      <w:r>
+        <w:rPr>
+          <w:rFonts w:ascii="Helvetica" w:hAnsi="Helvetica" w:cs="Helvetica" w:hint="eastAsia"/>
+          <w:color w:val="0D1239"/>
+          <w:shd w:val="clear" w:color="auto" w:fill="FFFFFF"/>
+        </w:rPr>
+        <w:t>非因果卷积”来保持与</w:t>
+      </w:r>
+      <w:r>
+        <w:rPr>
+          <w:rFonts w:ascii="Helvetica" w:hAnsi="Helvetica" w:cs="Helvetica"/>
+          <w:color w:val="0D1239"/>
+          <w:shd w:val="clear" w:color="auto" w:fill="FFFFFF"/>
+        </w:rPr>
+        <w:t>M</w:t>
+      </w:r>
+      <w:r>
+        <w:rPr>
+          <w:rFonts w:ascii="Helvetica" w:hAnsi="Helvetica" w:cs="Helvetica" w:hint="eastAsia"/>
+          <w:color w:val="0D1239"/>
+          <w:shd w:val="clear" w:color="auto" w:fill="FFFFFF"/>
+        </w:rPr>
+        <w:t>amba</w:t>
+      </w:r>
+      <w:r>
+        <w:rPr>
+          <w:rFonts w:ascii="Helvetica" w:hAnsi="Helvetica" w:cs="Helvetica"/>
+          <w:color w:val="0D1239"/>
+          <w:shd w:val="clear" w:color="auto" w:fill="FFFFFF"/>
+        </w:rPr>
+        <w:t>2</w:t>
+      </w:r>
+      <w:r>
+        <w:rPr>
+          <w:rFonts w:ascii="Helvetica" w:hAnsi="Helvetica" w:cs="Helvetica" w:hint="eastAsia"/>
+          <w:color w:val="0D1239"/>
+          <w:shd w:val="clear" w:color="auto" w:fill="FFFFFF"/>
+        </w:rPr>
+        <w:t>核心理念的一致性，避免引入未来信息导致的</w:t>
+      </w:r>
+      <w:r>
+        <w:rPr>
+          <w:rFonts w:ascii="Helvetica" w:hAnsi="Helvetica" w:cs="Helvetica"/>
           <w:color w:val="0D1239"/>
           <w:shd w:val="clear" w:color="auto" w:fill="FFFFFF"/>
         </w:rPr>
         <w:t>”</w:t>
       </w:r>
-      <w:proofErr w:type="gramEnd"/>
-      <w:r>
-        <w:rPr>
-          <w:rFonts w:ascii="Helvetica" w:hAnsi="Helvetica" w:cs="Helvetica" w:hint="eastAsia"/>
-          <w:color w:val="0D1239"/>
-          <w:shd w:val="clear" w:color="auto" w:fill="FFFFFF"/>
-        </w:rPr>
-        <w:t>来保持与</w:t>
+      <w:r>
+        <w:rPr>
+          <w:rFonts w:ascii="Helvetica" w:hAnsi="Helvetica" w:cs="Helvetica" w:hint="eastAsia"/>
+          <w:color w:val="0D1239"/>
+          <w:shd w:val="clear" w:color="auto" w:fill="FFFFFF"/>
+        </w:rPr>
+        <w:t>信息泄漏</w:t>
       </w:r>
       <w:r>
         <w:rPr>
@@ -6549,60 +6094,8 @@
           <w:color w:val="0D1239"/>
           <w:shd w:val="clear" w:color="auto" w:fill="FFFFFF"/>
         </w:rPr>
-        <w:t>M</w:t>
-      </w:r>
-      <w:r>
-        <w:rPr>
-          <w:rFonts w:ascii="Helvetica" w:hAnsi="Helvetica" w:cs="Helvetica" w:hint="eastAsia"/>
-          <w:color w:val="0D1239"/>
-          <w:shd w:val="clear" w:color="auto" w:fill="FFFFFF"/>
-        </w:rPr>
-        <w:t>amba</w:t>
-      </w:r>
-      <w:r>
-        <w:rPr>
-          <w:rFonts w:ascii="Helvetica" w:hAnsi="Helvetica" w:cs="Helvetica"/>
-          <w:color w:val="0D1239"/>
-          <w:shd w:val="clear" w:color="auto" w:fill="FFFFFF"/>
-        </w:rPr>
-        <w:t>2</w:t>
-      </w:r>
-      <w:r>
-        <w:rPr>
-          <w:rFonts w:ascii="Helvetica" w:hAnsi="Helvetica" w:cs="Helvetica" w:hint="eastAsia"/>
-          <w:color w:val="0D1239"/>
-          <w:shd w:val="clear" w:color="auto" w:fill="FFFFFF"/>
-        </w:rPr>
-        <w:t>核心理念的一致性，避免引入未来信息导致的</w:t>
-      </w:r>
-      <w:proofErr w:type="gramStart"/>
-      <w:r>
-        <w:rPr>
-          <w:rFonts w:ascii="Helvetica" w:hAnsi="Helvetica" w:cs="Helvetica"/>
-          <w:color w:val="0D1239"/>
-          <w:shd w:val="clear" w:color="auto" w:fill="FFFFFF"/>
-        </w:rPr>
         <w:t>”</w:t>
       </w:r>
-      <w:proofErr w:type="gramEnd"/>
-      <w:r>
-        <w:rPr>
-          <w:rFonts w:ascii="Helvetica" w:hAnsi="Helvetica" w:cs="Helvetica" w:hint="eastAsia"/>
-          <w:color w:val="0D1239"/>
-          <w:shd w:val="clear" w:color="auto" w:fill="FFFFFF"/>
-        </w:rPr>
-        <w:t>信息泄漏</w:t>
-      </w:r>
-      <w:proofErr w:type="gramStart"/>
-      <w:r>
-        <w:rPr>
-          <w:rFonts w:ascii="Helvetica" w:hAnsi="Helvetica" w:cs="Helvetica"/>
-          <w:color w:val="0D1239"/>
-          <w:shd w:val="clear" w:color="auto" w:fill="FFFFFF"/>
-        </w:rPr>
-        <w:t>”</w:t>
-      </w:r>
-      <w:proofErr w:type="gramEnd"/>
       <w:r>
         <w:rPr>
           <w:rFonts w:ascii="Helvetica" w:hAnsi="Helvetica" w:cs="Helvetica" w:hint="eastAsia"/>
@@ -6880,19 +6373,11 @@
         </w:rPr>
         <w:t>我们希望能够在更多不同的数据集上验证我们的网络，因此</w:t>
       </w:r>
-      <w:proofErr w:type="gramStart"/>
-      <w:r>
-        <w:rPr>
-          <w:rFonts w:hint="eastAsia"/>
-        </w:rPr>
-        <w:t>主数据</w:t>
-      </w:r>
-      <w:proofErr w:type="gramEnd"/>
-      <w:r>
-        <w:rPr>
-          <w:rFonts w:hint="eastAsia"/>
-        </w:rPr>
-        <w:t>集</w:t>
+      <w:r>
+        <w:rPr>
+          <w:rFonts w:hint="eastAsia"/>
+        </w:rPr>
+        <w:t>主数据集</w:t>
       </w:r>
       <w:r>
         <w:rPr>
@@ -6930,7 +6415,6 @@
         </w:rPr>
         <w:t xml:space="preserve"> 19 </w:t>
       </w:r>
-      <w:proofErr w:type="gramStart"/>
       <w:r>
         <w:rPr>
           <w:rFonts w:ascii="Arial" w:hAnsi="Arial" w:cs="Arial"/>
@@ -6938,17 +6422,7 @@
           <w:szCs w:val="21"/>
           <w:shd w:val="clear" w:color="auto" w:fill="FFFFFF"/>
         </w:rPr>
-        <w:t>个</w:t>
-      </w:r>
-      <w:proofErr w:type="gramEnd"/>
-      <w:r>
-        <w:rPr>
-          <w:rFonts w:ascii="Arial" w:hAnsi="Arial" w:cs="Arial"/>
-          <w:color w:val="3C4043"/>
-          <w:szCs w:val="21"/>
-          <w:shd w:val="clear" w:color="auto" w:fill="FFFFFF"/>
-        </w:rPr>
-        <w:t>公开数据集的集合和标准化平台，</w:t>
+        <w:t>个公开数据集的集合和标准化平台，</w:t>
       </w:r>
       <w:r>
         <w:rPr>
@@ -7101,27 +6575,7 @@
           <w:szCs w:val="21"/>
           <w:shd w:val="clear" w:color="auto" w:fill="FFFFFF"/>
         </w:rPr>
-        <w:t>这些数据集包含完整的眼底青光眼图像、相关的图像元数据（例如视盘分割、视杯分割、血管分割）以及</w:t>
-      </w:r>
-      <w:proofErr w:type="gramStart"/>
-      <w:r>
-        <w:rPr>
-          <w:rFonts w:ascii="Arial" w:hAnsi="Arial" w:cs="Arial" w:hint="eastAsia"/>
-          <w:color w:val="3C4043"/>
-          <w:szCs w:val="21"/>
-          <w:shd w:val="clear" w:color="auto" w:fill="FFFFFF"/>
-        </w:rPr>
-        <w:t>任何提供</w:t>
-      </w:r>
-      <w:proofErr w:type="gramEnd"/>
-      <w:r>
-        <w:rPr>
-          <w:rFonts w:ascii="Arial" w:hAnsi="Arial" w:cs="Arial" w:hint="eastAsia"/>
-          <w:color w:val="3C4043"/>
-          <w:szCs w:val="21"/>
-          <w:shd w:val="clear" w:color="auto" w:fill="FFFFFF"/>
-        </w:rPr>
-        <w:t>的实例文本元数据（例如性别和年龄）。该数据集旨在探索和开放，具有多种应用场景，并且没有预先设定的训练</w:t>
+        <w:t>这些数据集包含完整的眼底青光眼图像、相关的图像元数据（例如视盘分割、视杯分割、血管分割）以及任何提供的实例文本元数据（例如性别和年龄）。该数据集旨在探索和开放，具有多种应用场景，并且没有预先设定的训练</w:t>
       </w:r>
       <w:r>
         <w:rPr>
@@ -7193,7 +6647,6 @@
         </w:rPr>
         <w:t>、</w:t>
       </w:r>
-      <w:proofErr w:type="spellStart"/>
       <w:r>
         <w:rPr>
           <w:rFonts w:asciiTheme="minorEastAsia" w:hAnsiTheme="minorEastAsia"/>
@@ -7218,7 +6671,6 @@
         </w:rPr>
         <w:t>u</w:t>
       </w:r>
-      <w:proofErr w:type="spellEnd"/>
       <w:r>
         <w:rPr>
           <w:rFonts w:asciiTheme="minorEastAsia" w:hAnsiTheme="minorEastAsia"/>
@@ -7308,7 +6760,6 @@
         </w:rPr>
         <w:t>张视网膜图像。</w:t>
       </w:r>
-      <w:proofErr w:type="spellStart"/>
       <w:r>
         <w:rPr>
           <w:rFonts w:asciiTheme="minorEastAsia" w:hAnsiTheme="minorEastAsia"/>
@@ -7333,7 +6784,6 @@
         </w:rPr>
         <w:t>u</w:t>
       </w:r>
-      <w:proofErr w:type="spellEnd"/>
       <w:r>
         <w:rPr>
           <w:rFonts w:ascii="Helvetica" w:hAnsi="Helvetica" w:cs="Helvetica" w:hint="eastAsia"/>
@@ -7443,10 +6893,7 @@
     <w:p>
       <w:pPr>
         <w:ind w:leftChars="202" w:left="424" w:firstLine="425"/>
-        <w:rPr>
-          <w:rFonts w:hint="eastAsia"/>
-          <w:vertAlign w:val="superscript"/>
-        </w:rPr>
+        <w:jc w:val="left"/>
       </w:pPr>
       <w:r>
         <w:rPr>
@@ -7529,19 +6976,7 @@
         <w:rPr>
           <w:vertAlign w:val="superscript"/>
         </w:rPr>
-        <w:t>[1</w:t>
-      </w:r>
-      <w:r>
-        <w:rPr>
-          <w:vertAlign w:val="superscript"/>
-        </w:rPr>
-        <w:t>9</w:t>
-      </w:r>
-      <w:r>
-        <w:rPr>
-          <w:vertAlign w:val="superscript"/>
-        </w:rPr>
-        <w:t>]</w:t>
+        <w:t>[19]</w:t>
       </w:r>
       <w:r>
         <w:rPr>
@@ -7571,15 +7006,7 @@
           <w:sz w:val="18"/>
           <w:szCs w:val="18"/>
         </w:rPr>
-        <w:t>、</w:t>
-      </w:r>
-      <w:r>
-        <w:rPr>
-          <w:rFonts w:hint="eastAsia"/>
-          <w:sz w:val="18"/>
-          <w:szCs w:val="18"/>
-        </w:rPr>
-        <w:t>RMT</w:t>
+        <w:t>、RMT</w:t>
       </w:r>
       <w:r>
         <w:rPr>
@@ -7639,11 +7066,9 @@
         </w:rPr>
         <w:t>、</w:t>
       </w:r>
-      <w:proofErr w:type="spellStart"/>
       <w:r>
         <w:t>VMamba</w:t>
       </w:r>
-      <w:proofErr w:type="spellEnd"/>
       <w:r>
         <w:rPr>
           <w:vertAlign w:val="superscript"/>
@@ -7664,6 +7089,164 @@
           <w:vertAlign w:val="superscript"/>
         </w:rPr>
         <w:t>[22]</w:t>
+      </w:r>
+      <w:r>
+        <w:rPr>
+          <w:rFonts w:hint="eastAsia"/>
+        </w:rPr>
+        <w:t>，</w:t>
+      </w:r>
+      <w:r>
+        <w:rPr>
+          <w:rFonts w:hint="eastAsia"/>
+        </w:rPr>
+        <w:t>这些模型</w:t>
+      </w:r>
+      <w:r>
+        <w:rPr>
+          <w:rFonts w:hint="eastAsia"/>
+        </w:rPr>
+        <w:t>都在</w:t>
+      </w:r>
+      <w:r>
+        <w:t>ImageNet</w:t>
+      </w:r>
+      <w:r>
+        <w:rPr>
+          <w:vertAlign w:val="superscript"/>
+        </w:rPr>
+        <w:t>[23]</w:t>
+      </w:r>
+      <w:r>
+        <w:rPr>
+          <w:rFonts w:hint="eastAsia"/>
+        </w:rPr>
+        <w:t>等代表性大型图像分类任务数据集上</w:t>
+      </w:r>
+      <w:r>
+        <w:rPr>
+          <w:rFonts w:hint="eastAsia"/>
+        </w:rPr>
+        <w:t>经过验证，表现出了优秀的效果。</w:t>
+      </w:r>
+    </w:p>
+    <w:p>
+      <w:pPr>
+        <w:rPr>
+          <w:rFonts w:hint="eastAsia"/>
+        </w:rPr>
+      </w:pPr>
+      <w:r>
+        <w:rPr>
+          <w:noProof/>
+        </w:rPr>
+        <w:drawing>
+          <wp:inline distT="0" distB="0" distL="0" distR="0" wp14:anchorId="0EAE4730" wp14:editId="47514976">
+            <wp:extent cx="2571455" cy="1473958"/>
+            <wp:effectExtent l="0" t="0" r="0" b="0"/>
+            <wp:docPr id="2" name="图片 2"/>
+            <wp:cNvGraphicFramePr>
+              <a:graphicFrameLocks xmlns:a="http://schemas.openxmlformats.org/drawingml/2006/main" noChangeAspect="1"/>
+            </wp:cNvGraphicFramePr>
+            <a:graphic xmlns:a="http://schemas.openxmlformats.org/drawingml/2006/main">
+              <a:graphicData uri="http://schemas.openxmlformats.org/drawingml/2006/picture">
+                <pic:pic xmlns:pic="http://schemas.openxmlformats.org/drawingml/2006/picture">
+                  <pic:nvPicPr>
+                    <pic:cNvPr id="0" name="Picture 1"/>
+                    <pic:cNvPicPr>
+                      <a:picLocks noChangeAspect="1" noChangeArrowheads="1"/>
+                    </pic:cNvPicPr>
+                  </pic:nvPicPr>
+                  <pic:blipFill>
+                    <a:blip r:embed="rId12" cstate="print">
+                      <a:extLst>
+                        <a:ext uri="{28A0092B-C50C-407E-A947-70E740481C1C}">
+                          <a14:useLocalDpi xmlns:a14="http://schemas.microsoft.com/office/drawing/2010/main" val="0"/>
+                        </a:ext>
+                      </a:extLst>
+                    </a:blip>
+                    <a:srcRect/>
+                    <a:stretch>
+                      <a:fillRect/>
+                    </a:stretch>
+                  </pic:blipFill>
+                  <pic:spPr bwMode="auto">
+                    <a:xfrm>
+                      <a:off x="0" y="0"/>
+                      <a:ext cx="2580817" cy="1479324"/>
+                    </a:xfrm>
+                    <a:prstGeom prst="rect">
+                      <a:avLst/>
+                    </a:prstGeom>
+                    <a:noFill/>
+                    <a:ln>
+                      <a:noFill/>
+                    </a:ln>
+                  </pic:spPr>
+                </pic:pic>
+              </a:graphicData>
+            </a:graphic>
+          </wp:inline>
+        </w:drawing>
+      </w:r>
+      <w:r>
+        <w:rPr>
+          <w:noProof/>
+        </w:rPr>
+        <w:t xml:space="preserve"> </w:t>
+      </w:r>
+      <w:r>
+        <w:rPr>
+          <w:noProof/>
+        </w:rPr>
+        <w:drawing>
+          <wp:inline distT="0" distB="0" distL="0" distR="0" wp14:anchorId="3AEAD609" wp14:editId="684E35B5">
+            <wp:extent cx="2630978" cy="1508077"/>
+            <wp:effectExtent l="0" t="0" r="0" b="0"/>
+            <wp:docPr id="3" name="图片 3"/>
+            <wp:cNvGraphicFramePr>
+              <a:graphicFrameLocks xmlns:a="http://schemas.openxmlformats.org/drawingml/2006/main" noChangeAspect="1"/>
+            </wp:cNvGraphicFramePr>
+            <a:graphic xmlns:a="http://schemas.openxmlformats.org/drawingml/2006/main">
+              <a:graphicData uri="http://schemas.openxmlformats.org/drawingml/2006/picture">
+                <pic:pic xmlns:pic="http://schemas.openxmlformats.org/drawingml/2006/picture">
+                  <pic:nvPicPr>
+                    <pic:cNvPr id="0" name="Picture 3"/>
+                    <pic:cNvPicPr>
+                      <a:picLocks noChangeAspect="1" noChangeArrowheads="1"/>
+                    </pic:cNvPicPr>
+                  </pic:nvPicPr>
+                  <pic:blipFill>
+                    <a:blip r:embed="rId13" cstate="print">
+                      <a:extLst>
+                        <a:ext uri="{28A0092B-C50C-407E-A947-70E740481C1C}">
+                          <a14:useLocalDpi xmlns:a14="http://schemas.microsoft.com/office/drawing/2010/main" val="0"/>
+                        </a:ext>
+                      </a:extLst>
+                    </a:blip>
+                    <a:srcRect/>
+                    <a:stretch>
+                      <a:fillRect/>
+                    </a:stretch>
+                  </pic:blipFill>
+                  <pic:spPr bwMode="auto">
+                    <a:xfrm>
+                      <a:off x="0" y="0"/>
+                      <a:ext cx="2632753" cy="1509094"/>
+                    </a:xfrm>
+                    <a:prstGeom prst="rect">
+                      <a:avLst/>
+                    </a:prstGeom>
+                    <a:noFill/>
+                    <a:ln>
+                      <a:noFill/>
+                    </a:ln>
+                  </pic:spPr>
+                </pic:pic>
+              </a:graphicData>
+            </a:graphic>
+          </wp:inline>
+        </w:drawing>
       </w:r>
     </w:p>
     <w:bookmarkEnd w:id="5"/>
@@ -7730,6 +7313,7 @@
           <w:szCs w:val="20"/>
           <w:shd w:val="clear" w:color="auto" w:fill="FFFFFF"/>
         </w:rPr>
+        <w:lastRenderedPageBreak/>
         <w:t>Gu A, Dao T. Mamba: Linear-time sequence modeling with selective state spaces[C]//First conference on language modeling. 2024.</w:t>
       </w:r>
     </w:p>
@@ -7826,17 +7410,7 @@
           <w:szCs w:val="20"/>
           <w:shd w:val="clear" w:color="auto" w:fill="FFFFFF"/>
         </w:rPr>
-        <w:t xml:space="preserve">Shukla A, Vemprala S, Kusupati A, et al. Matmamba: A matryoshka state space model[J]. </w:t>
-      </w:r>
-      <w:r>
-        <w:rPr>
-          <w:rFonts w:ascii="Arial" w:hAnsi="Arial" w:cs="Arial"/>
-          <w:color w:val="222222"/>
-          <w:szCs w:val="20"/>
-          <w:shd w:val="clear" w:color="auto" w:fill="FFFFFF"/>
-        </w:rPr>
-        <w:lastRenderedPageBreak/>
-        <w:t>arXiv preprint arXiv:2410.06718, 2024.</w:t>
+        <w:t>Shukla A, Vemprala S, Kusupati A, et al. Matmamba: A matryoshka state space model[J]. arXiv preprint arXiv:2410.06718, 2024.</w:t>
       </w:r>
     </w:p>
     <w:p>
@@ -8152,6 +7726,7 @@
           <w:szCs w:val="20"/>
           <w:shd w:val="clear" w:color="auto" w:fill="FFFFFF"/>
         </w:rPr>
+        <w:lastRenderedPageBreak/>
         <w:t>Liu Z, Lin Y, Cao Y, et al. Swin transformer: Hierarchical vision transformer using shifted windows[C]//Proceedings of the IEEE/CVF international conference on computer vision. 2021: 10012-10022.</w:t>
       </w:r>
     </w:p>
@@ -8224,8 +7799,31 @@
           <w:szCs w:val="20"/>
           <w:shd w:val="clear" w:color="auto" w:fill="FFFFFF"/>
         </w:rPr>
-        <w:lastRenderedPageBreak/>
         <w:t>Zhang J, Nguyen A T, Han X, et al. 2dmamba: Efficient state space model for image representation with applications on giga-pixel whole slide image classification[C]//Proceedings of the Computer Vision and Pattern Recognition Conference. 2025: 3583-3592.</w:t>
+      </w:r>
+    </w:p>
+    <w:p>
+      <w:pPr>
+        <w:pStyle w:val="EndNoteBibliography"/>
+        <w:numPr>
+          <w:ilvl w:val="0"/>
+          <w:numId w:val="13"/>
+        </w:numPr>
+        <w:rPr>
+          <w:rFonts w:ascii="Arial" w:eastAsia="宋体" w:hAnsi="Arial" w:cs="Arial"/>
+          <w:color w:val="222222"/>
+          <w:szCs w:val="20"/>
+          <w:shd w:val="clear" w:color="auto" w:fill="FFFFFF"/>
+        </w:rPr>
+      </w:pPr>
+      <w:r>
+        <w:rPr>
+          <w:rFonts w:ascii="Arial" w:hAnsi="Arial" w:cs="Arial"/>
+          <w:color w:val="222222"/>
+          <w:szCs w:val="20"/>
+          <w:shd w:val="clear" w:color="auto" w:fill="FFFFFF"/>
+        </w:rPr>
+        <w:t>Deng J, Dong W, Socher R, et al. Imagenet: A large-scale hierarchical image database[C]//2009 IEEE conference on computer vision and pattern recognition. Ieee, 2009: 248-255.</w:t>
       </w:r>
     </w:p>
     <w:p>
@@ -8320,7 +7918,7 @@
       </w:r>
     </w:p>
     <w:sectPr>
-      <w:footerReference w:type="default" r:id="rId12"/>
+      <w:footerReference w:type="default" r:id="rId14"/>
       <w:pgSz w:w="11906" w:h="16838"/>
       <w:pgMar w:top="1440" w:right="1800" w:bottom="1440" w:left="1800" w:header="851" w:footer="992" w:gutter="0"/>
       <w:cols w:space="425"/>
